--- a/output/docx/fr/BUFRCREX_CodeFlag_fr_19.docx
+++ b/output/docx/fr/BUFRCREX_CodeFlag_fr_19.docx
@@ -670,7 +670,7 @@
           <w:i/>
           <w:sz w:val="14"/>
         </w:rPr>
-        <w:t>Note 59: D’autres appellations locales utilisées pour des orages de diverses intensités sont ajoutées selon les besoins.</w:t>
+        <w:t>Note CF59: D’autres appellations locales utilisées pour des orages de diverses intensités sont ajoutées selon les besoins.</w:t>
       </w:r>
     </w:p>
     <w:p/>
